--- a/说明书.docx
+++ b/说明书.docx
@@ -587,7 +587,45 @@
                 <w:rFonts w:ascii="Microsoft YaHei" w:hAnsi="Microsoft YaHei" w:eastAsia="Microsoft YaHei"/>
                 <w:sz w:val="19"/>
               </w:rPr>
-              <w:t>最多扫多少个文件，默认 400。</w:t>
+              <w:t>最多扫多少个文件，默认 400。不会静默截断 —— 少扫了会在命令行和页面上都告诉你，并给出真实总数。</w:t>
+            </w:r>
+          </w:p>
+        </w:tc>
+      </w:tr>
+      <w:tr>
+        <w:tc>
+          <w:tcPr>
+            <w:tcW w:type="dxa" w:w="2880"/>
+          </w:tcPr>
+          <w:p>
+            <w:pPr>
+              <w:spacing w:after="40"/>
+            </w:pPr>
+            <w:r/>
+            <w:r>
+              <w:rPr>
+                <w:rFonts w:ascii="Consolas" w:hAnsi="Consolas" w:eastAsia="Consolas"/>
+                <w:sz w:val="19"/>
+              </w:rPr>
+              <w:t>--max-array-mb MB</w:t>
+            </w:r>
+          </w:p>
+        </w:tc>
+        <w:tc>
+          <w:tcPr>
+            <w:tcW w:type="dxa" w:w="6480"/>
+          </w:tcPr>
+          <w:p>
+            <w:pPr>
+              <w:spacing w:after="40"/>
+            </w:pPr>
+            <w:r/>
+            <w:r>
+              <w:rPr>
+                <w:rFonts w:ascii="Microsoft YaHei" w:hAnsi="Microsoft YaHei" w:eastAsia="Microsoft YaHei"/>
+                <w:sz w:val="19"/>
+              </w:rPr>
+              <w:t>npz 里超过这个大小的成员只读头部、不加载数据，默认 256。见下面「大文件」一节。</w:t>
             </w:r>
           </w:p>
         </w:tc>
@@ -1411,6 +1449,50 @@
           <w:b/>
           <w:sz w:val="21"/>
         </w:rPr>
+        <w:t>出现「未加载」：</w:t>
+      </w:r>
+      <w:r>
+        <w:rPr>
+          <w:rFonts w:ascii="Microsoft YaHei" w:hAnsi="Microsoft YaHei" w:eastAsia="Microsoft YaHei"/>
+          <w:sz w:val="21"/>
+        </w:rPr>
+        <w:t>数组框旁边标着「未加载」，标题栏也有「N 个大数组未加载」。这是超过 --max-array-mb（默认 256MB）的数组 —— npz 里的成员，或者 object 类型的 .npy（它没法 mmap，只能整块读进内存）。它的形状、dtype 和大小来自文件头部，依然精确，只是不加载数据，所以没有取值范围和唯一值。想看某个数组就把它单独扫一遍，或者调大 --max-array-mb 重跑。</w:t>
+      </w:r>
+    </w:p>
+    <w:p>
+      <w:pPr>
+        <w:pStyle w:val="ListBullet"/>
+        <w:spacing w:after="60"/>
+        <w:ind w:left="360"/>
+      </w:pPr>
+      <w:r>
+        <w:rPr>
+          <w:rFonts w:ascii="Microsoft YaHei" w:hAnsi="Microsoft YaHei" w:eastAsia="Microsoft YaHei"/>
+          <w:b/>
+          <w:sz w:val="21"/>
+        </w:rPr>
+        <w:t>出现「文件未扫描」：</w:t>
+      </w:r>
+      <w:r>
+        <w:rPr>
+          <w:rFonts w:ascii="Microsoft YaHei" w:hAnsi="Microsoft YaHei" w:eastAsia="Microsoft YaHei"/>
+          <w:sz w:val="21"/>
+        </w:rPr>
+        <w:t>标题栏出现橙色的「N 个文件未扫描」，说明文件数超过了 --max-files（默认 400），这张图只画了前 400 个。命令行里也会给出真实总数和提示：要全扫就加 --max-files &lt;真实总数&gt;。</w:t>
+      </w:r>
+    </w:p>
+    <w:p>
+      <w:pPr>
+        <w:pStyle w:val="ListBullet"/>
+        <w:spacing w:after="60"/>
+        <w:ind w:left="360"/>
+      </w:pPr>
+      <w:r>
+        <w:rPr>
+          <w:rFonts w:ascii="Microsoft YaHei" w:hAnsi="Microsoft YaHei" w:eastAsia="Microsoft YaHei"/>
+          <w:b/>
+          <w:sz w:val="21"/>
+        </w:rPr>
         <w:t>关于示例数据：</w:t>
       </w:r>
       <w:r>
@@ -1432,7 +1514,399 @@
           <w:color w:val="0F172A"/>
           <w:sz w:val="27"/>
         </w:rPr>
-        <w:t>八、环境与安全</w:t>
+        <w:t>八、大文件：内存不随数据集变大</w:t>
+      </w:r>
+    </w:p>
+    <w:p>
+      <w:pPr>
+        <w:spacing w:after="160"/>
+      </w:pPr>
+      <w:r>
+        <w:rPr>
+          <w:rFonts w:ascii="Microsoft YaHei" w:hAnsi="Microsoft YaHei" w:eastAsia="Microsoft YaHei"/>
+          <w:b w:val="0"/>
+          <w:i w:val="0"/>
+          <w:color w:val="0F172A"/>
+          <w:sz w:val="21"/>
+        </w:rPr>
+        <w:t>400GB 的文件夹和 1GB 的文件夹代价差不多 —— 前提是数值型的 .npy。下面是本机（7.8GB 内存）的实测：</w:t>
+      </w:r>
+    </w:p>
+    <w:tbl>
+      <w:tblPr>
+        <w:tblStyle w:val="LightGrid-Accent1"/>
+        <w:tblW w:type="auto" w:w="0"/>
+        <w:jc w:val="left"/>
+        <w:tblLook w:firstColumn="1" w:firstRow="1" w:lastColumn="0" w:lastRow="0" w:noHBand="0" w:noVBand="1" w:val="04A0"/>
+      </w:tblPr>
+      <w:tblGrid>
+        <w:gridCol w:w="4824"/>
+        <w:gridCol w:w="4824"/>
+      </w:tblGrid>
+      <w:tr>
+        <w:tc>
+          <w:tcPr>
+            <w:tcW w:type="dxa" w:w="3744"/>
+          </w:tcPr>
+          <w:p>
+            <w:r/>
+            <w:r>
+              <w:rPr>
+                <w:rFonts w:ascii="Microsoft YaHei" w:hAnsi="Microsoft YaHei" w:eastAsia="Microsoft YaHei"/>
+                <w:b/>
+                <w:sz w:val="20"/>
+              </w:rPr>
+              <w:t>输入</w:t>
+            </w:r>
+          </w:p>
+        </w:tc>
+        <w:tc>
+          <w:tcPr>
+            <w:tcW w:type="dxa" w:w="5616"/>
+          </w:tcPr>
+          <w:p>
+            <w:r/>
+            <w:r>
+              <w:rPr>
+                <w:rFonts w:ascii="Microsoft YaHei" w:hAnsi="Microsoft YaHei" w:eastAsia="Microsoft YaHei"/>
+                <w:b/>
+                <w:sz w:val="20"/>
+              </w:rPr>
+              <w:t>峰值内存</w:t>
+            </w:r>
+          </w:p>
+        </w:tc>
+      </w:tr>
+      <w:tr>
+        <w:tc>
+          <w:tcPr>
+            <w:tcW w:type="dxa" w:w="3744"/>
+          </w:tcPr>
+          <w:p>
+            <w:pPr>
+              <w:spacing w:after="40"/>
+            </w:pPr>
+            <w:r/>
+            <w:r>
+              <w:rPr>
+                <w:rFonts w:ascii="Consolas" w:hAnsi="Consolas" w:eastAsia="Consolas"/>
+                <w:sz w:val="19"/>
+              </w:rPr>
+              <w:t>单个 .npy  100MB</w:t>
+            </w:r>
+          </w:p>
+        </w:tc>
+        <w:tc>
+          <w:tcPr>
+            <w:tcW w:type="dxa" w:w="5616"/>
+          </w:tcPr>
+          <w:p>
+            <w:pPr>
+              <w:spacing w:after="40"/>
+            </w:pPr>
+            <w:r/>
+            <w:r>
+              <w:rPr>
+                <w:rFonts w:ascii="Microsoft YaHei" w:hAnsi="Microsoft YaHei" w:eastAsia="Microsoft YaHei"/>
+                <w:sz w:val="19"/>
+              </w:rPr>
+              <w:t>132MB</w:t>
+            </w:r>
+          </w:p>
+        </w:tc>
+      </w:tr>
+      <w:tr>
+        <w:tc>
+          <w:tcPr>
+            <w:tcW w:type="dxa" w:w="3744"/>
+          </w:tcPr>
+          <w:p>
+            <w:pPr>
+              <w:spacing w:after="40"/>
+            </w:pPr>
+            <w:r/>
+            <w:r>
+              <w:rPr>
+                <w:rFonts w:ascii="Consolas" w:hAnsi="Consolas" w:eastAsia="Consolas"/>
+                <w:sz w:val="19"/>
+              </w:rPr>
+              <w:t>.npy  800MB</w:t>
+            </w:r>
+          </w:p>
+        </w:tc>
+        <w:tc>
+          <w:tcPr>
+            <w:tcW w:type="dxa" w:w="5616"/>
+          </w:tcPr>
+          <w:p>
+            <w:pPr>
+              <w:spacing w:after="40"/>
+            </w:pPr>
+            <w:r/>
+            <w:r>
+              <w:rPr>
+                <w:rFonts w:ascii="Microsoft YaHei" w:hAnsi="Microsoft YaHei" w:eastAsia="Microsoft YaHei"/>
+                <w:sz w:val="19"/>
+              </w:rPr>
+              <w:t>422MB</w:t>
+            </w:r>
+          </w:p>
+        </w:tc>
+      </w:tr>
+      <w:tr>
+        <w:tc>
+          <w:tcPr>
+            <w:tcW w:type="dxa" w:w="3744"/>
+          </w:tcPr>
+          <w:p>
+            <w:pPr>
+              <w:spacing w:after="40"/>
+            </w:pPr>
+            <w:r/>
+            <w:r>
+              <w:rPr>
+                <w:rFonts w:ascii="Consolas" w:hAnsi="Consolas" w:eastAsia="Consolas"/>
+                <w:sz w:val="19"/>
+              </w:rPr>
+              <w:t>.npy  1.12GB</w:t>
+            </w:r>
+          </w:p>
+        </w:tc>
+        <w:tc>
+          <w:tcPr>
+            <w:tcW w:type="dxa" w:w="5616"/>
+          </w:tcPr>
+          <w:p>
+            <w:pPr>
+              <w:spacing w:after="40"/>
+            </w:pPr>
+            <w:r/>
+            <w:r>
+              <w:rPr>
+                <w:rFonts w:ascii="Microsoft YaHei" w:hAnsi="Microsoft YaHei" w:eastAsia="Microsoft YaHei"/>
+                <w:sz w:val="19"/>
+              </w:rPr>
+              <w:t>422MB（和 800MB 一模一样）</w:t>
+            </w:r>
+          </w:p>
+        </w:tc>
+      </w:tr>
+      <w:tr>
+        <w:tc>
+          <w:tcPr>
+            <w:tcW w:type="dxa" w:w="3744"/>
+          </w:tcPr>
+          <w:p>
+            <w:pPr>
+              <w:spacing w:after="40"/>
+            </w:pPr>
+            <w:r/>
+            <w:r>
+              <w:rPr>
+                <w:rFonts w:ascii="Consolas" w:hAnsi="Consolas" w:eastAsia="Consolas"/>
+                <w:sz w:val="19"/>
+              </w:rPr>
+              <w:t>.npy  6.5GB</w:t>
+            </w:r>
+          </w:p>
+        </w:tc>
+        <w:tc>
+          <w:tcPr>
+            <w:tcW w:type="dxa" w:w="5616"/>
+          </w:tcPr>
+          <w:p>
+            <w:pPr>
+              <w:spacing w:after="40"/>
+            </w:pPr>
+            <w:r/>
+            <w:r>
+              <w:rPr>
+                <w:rFonts w:ascii="Microsoft YaHei" w:hAnsi="Microsoft YaHei" w:eastAsia="Microsoft YaHei"/>
+                <w:sz w:val="19"/>
+              </w:rPr>
+              <w:t>422MB（还是一模一样）</w:t>
+            </w:r>
+          </w:p>
+        </w:tc>
+      </w:tr>
+      <w:tr>
+        <w:tc>
+          <w:tcPr>
+            <w:tcW w:type="dxa" w:w="3744"/>
+          </w:tcPr>
+          <w:p>
+            <w:pPr>
+              <w:spacing w:after="40"/>
+            </w:pPr>
+            <w:r/>
+            <w:r>
+              <w:rPr>
+                <w:rFonts w:ascii="Consolas" w:hAnsi="Consolas" w:eastAsia="Consolas"/>
+                <w:sz w:val="19"/>
+              </w:rPr>
+              <w:t>.npz  100MB</w:t>
+            </w:r>
+          </w:p>
+        </w:tc>
+        <w:tc>
+          <w:tcPr>
+            <w:tcW w:type="dxa" w:w="5616"/>
+          </w:tcPr>
+          <w:p>
+            <w:pPr>
+              <w:spacing w:after="40"/>
+            </w:pPr>
+            <w:r/>
+            <w:r>
+              <w:rPr>
+                <w:rFonts w:ascii="Microsoft YaHei" w:hAnsi="Microsoft YaHei" w:eastAsia="Microsoft YaHei"/>
+                <w:sz w:val="19"/>
+              </w:rPr>
+              <w:t>132MB</w:t>
+            </w:r>
+          </w:p>
+        </w:tc>
+      </w:tr>
+      <w:tr>
+        <w:tc>
+          <w:tcPr>
+            <w:tcW w:type="dxa" w:w="3744"/>
+          </w:tcPr>
+          <w:p>
+            <w:pPr>
+              <w:spacing w:after="40"/>
+            </w:pPr>
+            <w:r/>
+            <w:r>
+              <w:rPr>
+                <w:rFonts w:ascii="Consolas" w:hAnsi="Consolas" w:eastAsia="Consolas"/>
+                <w:sz w:val="19"/>
+              </w:rPr>
+              <w:t>.npz  800MB</w:t>
+            </w:r>
+          </w:p>
+        </w:tc>
+        <w:tc>
+          <w:tcPr>
+            <w:tcW w:type="dxa" w:w="5616"/>
+          </w:tcPr>
+          <w:p>
+            <w:pPr>
+              <w:spacing w:after="40"/>
+            </w:pPr>
+            <w:r/>
+            <w:r>
+              <w:rPr>
+                <w:rFonts w:ascii="Microsoft YaHei" w:hAnsi="Microsoft YaHei" w:eastAsia="Microsoft YaHei"/>
+                <w:sz w:val="19"/>
+              </w:rPr>
+              <w:t>832MB（跟着成员大小走，不封顶）</w:t>
+            </w:r>
+          </w:p>
+        </w:tc>
+      </w:tr>
+    </w:tbl>
+    <w:p>
+      <w:pPr>
+        <w:spacing w:after="120"/>
+      </w:pPr>
+      <w:r>
+        <w:rPr>
+          <w:rFonts w:ascii="Microsoft YaHei" w:hAnsi="Microsoft YaHei" w:eastAsia="Microsoft YaHei"/>
+          <w:b w:val="0"/>
+          <w:i w:val="0"/>
+          <w:color w:val="0F172A"/>
+          <w:sz w:val="21"/>
+        </w:rPr>
+        <w:t>数值型 .npy 是 mmap 打开的，只有被抽样的页会被读进来，所以代价有上界、不随文件变大。有两种东西会打破这个上界：</w:t>
+      </w:r>
+    </w:p>
+    <w:p>
+      <w:pPr>
+        <w:pStyle w:val="ListBullet"/>
+        <w:spacing w:after="60"/>
+        <w:ind w:left="360"/>
+      </w:pPr>
+      <w:r>
+        <w:rPr>
+          <w:rFonts w:ascii="Microsoft YaHei" w:hAnsi="Microsoft YaHei" w:eastAsia="Microsoft YaHei"/>
+          <w:b/>
+          <w:sz w:val="21"/>
+        </w:rPr>
+        <w:t>npz 里的成员：</w:t>
+      </w:r>
+      <w:r>
+        <w:rPr>
+          <w:rFonts w:ascii="Microsoft YaHei" w:hAnsi="Microsoft YaHei" w:eastAsia="Microsoft YaHei"/>
+          <w:sz w:val="21"/>
+        </w:rPr>
+        <w:t>mmap_mode 对压缩成员无效，z[键] 会把整个数组解压进内存 —— 一个 40GB 的成员就会向你要 40GB。</w:t>
+      </w:r>
+    </w:p>
+    <w:p>
+      <w:pPr>
+        <w:pStyle w:val="ListBullet"/>
+        <w:spacing w:after="60"/>
+        <w:ind w:left="360"/>
+      </w:pPr>
+      <w:r>
+        <w:rPr>
+          <w:rFonts w:ascii="Microsoft YaHei" w:hAnsi="Microsoft YaHei" w:eastAsia="Microsoft YaHei"/>
+          <w:b/>
+          <w:sz w:val="21"/>
+        </w:rPr>
+        <w:t>object 类型的 .npy：</w:t>
+      </w:r>
+      <w:r>
+        <w:rPr>
+          <w:rFonts w:ascii="Microsoft YaHei" w:hAnsi="Microsoft YaHei" w:eastAsia="Microsoft YaHei"/>
+          <w:sz w:val="21"/>
+        </w:rPr>
+        <w:t>mmap_mode='r' 直接拒绝它们（Array can't be memory-mapped: Python objects in dtype），于是退回不带 mmap 的 np.load，这条路没有上限。实测约占文件大小的 3.7 倍，对象越胖越糟：一个装着小 dict 的 30 万元素数组，磁盘 8.5MB、内存 117MB。object 数组正是这个工具存在的意义，所以不能简单跳过，得给它一个上限。</w:t>
+      </w:r>
+    </w:p>
+    <w:p>
+      <w:pPr>
+        <w:spacing w:after="160"/>
+      </w:pPr>
+      <w:r>
+        <w:rPr>
+          <w:rFonts w:ascii="Microsoft YaHei" w:hAnsi="Microsoft YaHei" w:eastAsia="Microsoft YaHei"/>
+          <w:b w:val="0"/>
+          <w:i w:val="0"/>
+          <w:color w:val="0F172A"/>
+          <w:sz w:val="21"/>
+        </w:rPr>
+        <w:t>--max-array-mb（默认 256）把两条路一起堵上。每个数组的形状和 dtype 都写在它自己的 .npy 头部里 —— 不管是从 zip 流里读还是从磁盘上读，都只要几百个字节 —— 所以「加载还是跳过」在任何数组数据被碰之前就决定了。object 数组按每个元素 512 字节估算（指针数组的 nbytes 说明不了它要多少内存），默认值仍然足够展开约 50 万元素的 object 数组。</w:t>
+      </w:r>
+    </w:p>
+    <w:p>
+      <w:pPr>
+        <w:spacing w:after="240"/>
+      </w:pPr>
+      <w:r>
+        <w:rPr>
+          <w:rFonts w:ascii="Microsoft YaHei" w:hAnsi="Microsoft YaHei" w:eastAsia="Microsoft YaHei"/>
+          <w:b w:val="0"/>
+          <w:i w:val="0"/>
+          <w:color w:val="0F172A"/>
+          <w:sz w:val="21"/>
+        </w:rPr>
+        <w:t>实测：一个 1.12GB 的 npz 从峰值约 1.15GB 降到 31.9MB，主数组 dff (1200, 250000) float32 依然被精确画出，旁边的小成员 labels (1200,) 统计量完整保留；一个 7GB 的 .npy 扫完不到 7 秒。被跳过的数组在导图、列表和 PNG 里都标着「未加载」—— 这张图本来就不显示取值统计，不标记的话它和扫过的数组完全分不出来。</w:t>
+      </w:r>
+    </w:p>
+    <w:p>
+      <w:pPr>
+        <w:spacing w:before="320" w:after="100"/>
+      </w:pPr>
+      <w:r>
+        <w:rPr>
+          <w:rFonts w:ascii="Microsoft YaHei" w:hAnsi="Microsoft YaHei" w:eastAsia="Microsoft YaHei"/>
+          <w:b/>
+          <w:color w:val="0F172A"/>
+          <w:sz w:val="27"/>
+        </w:rPr>
+        <w:t>九、环境与安全</w:t>
       </w:r>
     </w:p>
     <w:p>
@@ -1512,7 +1986,7 @@
           <w:color w:val="0F172A"/>
           <w:sz w:val="27"/>
         </w:rPr>
-        <w:t>九、样例</w:t>
+        <w:t>十、样例</w:t>
       </w:r>
     </w:p>
     <w:p>
@@ -1537,7 +2011,7 @@
       <w:r>
         <w:drawing>
           <wp:inline xmlns:a="http://schemas.openxmlformats.org/drawingml/2006/main" xmlns:pic="http://schemas.openxmlformats.org/drawingml/2006/picture">
-            <wp:extent cx="6035040" cy="2768771"/>
+            <wp:extent cx="6035040" cy="2710323"/>
             <wp:docPr id="1" name="Picture 1"/>
             <wp:cNvGraphicFramePr>
               <a:graphicFrameLocks noChangeAspect="1"/>
@@ -1558,7 +2032,7 @@
                   <pic:spPr>
                     <a:xfrm>
                       <a:off x="0" y="0"/>
-                      <a:ext cx="6035040" cy="2768771"/>
+                      <a:ext cx="6035040" cy="2710323"/>
                     </a:xfrm>
                     <a:prstGeom prst="rect"/>
                   </pic:spPr>

--- a/说明书.docx
+++ b/说明书.docx
@@ -322,7 +322,7 @@
                 <w:rFonts w:ascii="Microsoft YaHei" w:hAnsi="Microsoft YaHei" w:eastAsia="Microsoft YaHei"/>
                 <w:sz w:val="19"/>
               </w:rPr>
-              <w:t>静态结构图。圆角节点框、贝塞尔连线、图例。用来插进 Word / PPT。</w:t>
+              <w:t xml:space="preserve">静态结构图。圆角节点框、贝塞尔连线、图例，以及和导图一致的字段关系角标。用来插进 Word / PPT。注意它画的是全树，不受上面「展开层数」控制：一个约 7100 个叶子的数据集会出 4471×400914 像素 / 94MB 的图，任何看图程序都打不开。这种情况下用 --formats html,json 跳过 PNG。</w:t>
             </w:r>
           </w:p>
         </w:tc>
@@ -549,7 +549,7 @@
                 <w:rFonts w:ascii="Microsoft YaHei" w:hAnsi="Microsoft YaHei" w:eastAsia="Microsoft YaHei"/>
                 <w:sz w:val="19"/>
               </w:rPr>
-              <w:t>每个节点展开多少个子项，默认 25。某个 dict 有 60 个键、你想全看到时就调大。</w:t>
+              <w:t xml:space="preserve">每个节点展开多少个子项，默认 25。某个 dict 有 60 个键、你想全看到时就调大。字段关系的完整与否也由它决定，见「字段关系」一节。</w:t>
             </w:r>
           </w:p>
         </w:tc>
@@ -588,6 +588,44 @@
                 <w:sz w:val="19"/>
               </w:rPr>
               <w:t>最多扫多少个文件，默认 400。不会静默截断 —— 少扫了会在命令行和页面上都告诉你，并给出真实总数。</w:t>
+            </w:r>
+          </w:p>
+        </w:tc>
+      </w:tr>
+      <w:tr>
+        <w:tc>
+          <w:tcPr>
+            <w:tcW w:type="dxa" w:w="2880"/>
+          </w:tcPr>
+          <w:p>
+            <w:pPr>
+              <w:spacing w:after="40"/>
+            </w:pPr>
+            <w:r/>
+            <w:r>
+              <w:rPr>
+                <w:rFonts w:ascii="Consolas" w:hAnsi="Consolas" w:eastAsia="Consolas"/>
+                <w:sz w:val="19"/>
+              </w:rPr>
+              <w:t xml:space="preserve">--expect PATH</w:t>
+            </w:r>
+          </w:p>
+        </w:tc>
+        <w:tc>
+          <w:tcPr>
+            <w:tcW w:type="dxa" w:w="6480"/>
+          </w:tcPr>
+          <w:p>
+            <w:pPr>
+              <w:spacing w:after="40"/>
+            </w:pPr>
+            <w:r/>
+            <w:r>
+              <w:rPr>
+                <w:rFonts w:ascii="Microsoft YaHei" w:hAnsi="Microsoft YaHei" w:eastAsia="Microsoft YaHei"/>
+                <w:sz w:val="19"/>
+              </w:rPr>
+              <w:t xml:space="preserve">拿一份代码或路径清单来跟磁盘对帐：哪些文件有、哪些被 --max-files 截掉了、哪些根本不在。见「参照清单对帐」一节。</w:t>
             </w:r>
           </w:p>
         </w:tc>
@@ -1181,6 +1219,44 @@
           </w:p>
         </w:tc>
       </w:tr>
+      <w:tr>
+        <w:tc>
+          <w:tcPr>
+            <w:tcW w:type="dxa" w:w="2016"/>
+          </w:tcPr>
+          <w:p>
+            <w:pPr>
+              <w:spacing w:after="40"/>
+            </w:pPr>
+            <w:r/>
+            <w:r>
+              <w:rPr>
+                <w:rFonts w:ascii="Consolas" w:hAnsi="Consolas" w:eastAsia="Consolas"/>
+                <w:sz w:val="19"/>
+              </w:rPr>
+              <w:t xml:space="preserve">字段关系</w:t>
+            </w:r>
+          </w:p>
+        </w:tc>
+        <w:tc>
+          <w:tcPr>
+            <w:tcW w:type="dxa" w:w="7344"/>
+          </w:tcPr>
+          <w:p>
+            <w:pPr>
+              <w:spacing w:after="40"/>
+            </w:pPr>
+            <w:r/>
+            <w:r>
+              <w:rPr>
+                <w:rFonts w:ascii="Microsoft YaHei" w:hAnsi="Microsoft YaHei" w:eastAsia="Microsoft YaHei"/>
+                <w:sz w:val="19"/>
+              </w:rPr>
+              <w:t xml:space="preserve">导图上方的一行。点开显示长度家族、跨家族索引和行号；行尾的名字可以直接跳到节点。没推断出关系时整行不出现。</w:t>
+            </w:r>
+          </w:p>
+        </w:tc>
+      </w:tr>
     </w:tbl>
     <w:p>
       <w:pPr>
@@ -1368,7 +1444,796 @@
           <w:color w:val="0F172A"/>
           <w:sz w:val="27"/>
         </w:rPr>
-        <w:t>七、常见情况</w:t>
+        <w:t xml:space="preserve">七、字段关系：数组之间怎么对上</w:t>
+      </w:r>
+    </w:p>
+    <w:p>
+      <w:pPr>
+        <w:spacing w:after="120"/>
+      </w:pPr>
+      <w:r>
+        <w:rPr>
+          <w:rFonts w:ascii="Microsoft YaHei" w:hAnsi="Microsoft YaHei" w:eastAsia="Microsoft YaHei"/>
+          <w:b w:val="0"/>
+          <w:i w:val="0"/>
+          <w:color w:val="0F172A"/>
+          <w:sz w:val="21"/>
+        </w:rPr>
+        <w:t xml:space="preserve">结构图原本只描述单个节点 —— 多大多小、什么类型。但读别人的数据时真正卡住的地方往往不在这儿，而在数组之间的关系：哪个是舔舐级的、哪个是试次级、谁把谁索引起来。论文代码里那句 utils.get_mean_lick_response(beh0, lick_typ='befRew')，'befRew' 这个字符串在数据里根本搜不到，它是拿舔舐级的时间戳、试次级的时间戳、一个索引数组现算出来的。所以扫描时会额外推断一遍字段关系，结论放进导图上方一个可折叠的「字段关系」面板。</w:t>
+      </w:r>
+    </w:p>
+    <w:p>
+      <w:pPr>
+        <w:spacing w:before="220" w:after="100"/>
+      </w:pPr>
+      <w:r>
+        <w:rPr>
+          <w:rFonts w:ascii="Microsoft YaHei" w:hAnsi="Microsoft YaHei" w:eastAsia="Microsoft YaHei"/>
+          <w:b/>
+          <w:color w:val="0F172A"/>
+          <w:sz w:val="23"/>
+        </w:rPr>
+        <w:t xml:space="preserve">面板里有什么</w:t>
+      </w:r>
+    </w:p>
+    <w:p>
+      <w:pPr>
+        <w:pStyle w:val="ListBullet"/>
+        <w:spacing w:after="60"/>
+        <w:ind w:left="360"/>
+      </w:pPr>
+      <w:r>
+        <w:rPr>
+          <w:rFonts w:ascii="Microsoft YaHei" w:hAnsi="Microsoft YaHei" w:eastAsia="Microsoft YaHei"/>
+          <w:b/>
+          <w:sz w:val="21"/>
+        </w:rPr>
+        <w:t xml:space="preserve">长度家族：</w:t>
+      </w:r>
+      <w:r>
+        <w:rPr>
+          <w:rFonts w:ascii="Microsoft YaHei" w:hAnsi="Microsoft YaHei" w:eastAsia="Microsoft YaHei"/>
+          <w:sz w:val="21"/>
+        </w:rPr>
+        <w:t xml:space="preserve">首维长度相同的数组归成一族，写成 348·ntrials ×24。读作「这 24 个数组首维都是 348，而且同一个容器里有个叫 ntrials 的标量正好等于 348」。括号里那个名字是锚点 —— 它说明 348 不是巧合。</w:t>
+      </w:r>
+    </w:p>
+    <w:p>
+      <w:pPr>
+        <w:pStyle w:val="ListBullet"/>
+        <w:spacing w:after="60"/>
+        <w:ind w:left="360"/>
+      </w:pPr>
+      <w:r>
+        <w:rPr>
+          <w:rFonts w:ascii="Microsoft YaHei" w:hAnsi="Microsoft YaHei" w:eastAsia="Microsoft YaHei"/>
+          <w:b/>
+          <w:sz w:val="21"/>
+        </w:rPr>
+        <w:t xml:space="preserve">跨家族索引：</w:t>
+      </w:r>
+      <w:r>
+        <w:rPr>
+          <w:rFonts w:ascii="Microsoft YaHei" w:hAnsi="Microsoft YaHei" w:eastAsia="Microsoft YaHei"/>
+          <w:sz w:val="21"/>
+        </w:rPr>
+        <w:t xml:space="preserve">一个整数数组，取值全部落在某个家族的长度范围内，而它自己不在那一族 → 它多半是把更细的一族索引到这一族。图上写成 →348·ntrials。</w:t>
+      </w:r>
+    </w:p>
+    <w:p>
+      <w:pPr>
+        <w:pStyle w:val="ListBullet"/>
+        <w:spacing w:after="60"/>
+        <w:ind w:left="360"/>
+      </w:pPr>
+      <w:r>
+        <w:rPr>
+          <w:rFonts w:ascii="Microsoft YaHei" w:hAnsi="Microsoft YaHei" w:eastAsia="Microsoft YaHei"/>
+          <w:b/>
+          <w:sz w:val="21"/>
+        </w:rPr>
+        <w:t xml:space="preserve">行号：</w:t>
+      </w:r>
+      <w:r>
+        <w:rPr>
+          <w:rFonts w:ascii="Microsoft YaHei" w:hAnsi="Microsoft YaHei" w:eastAsia="Microsoft YaHei"/>
+          <w:sz w:val="21"/>
+        </w:rPr>
+        <w:t xml:space="preserve">lo 为 0、hi 为 size−1、每个值都不重复 → 它就是 arange(size)，也就是「第 n 行就是第 n 个」。图上写成 = arange(348)。</w:t>
+      </w:r>
+    </w:p>
+    <w:p>
+      <w:pPr>
+        <w:pStyle w:val="ListBullet"/>
+        <w:spacing w:after="60"/>
+        <w:ind w:left="360"/>
+      </w:pPr>
+      <w:r>
+        <w:rPr>
+          <w:rFonts w:ascii="Microsoft YaHei" w:hAnsi="Microsoft YaHei" w:eastAsia="Microsoft YaHei"/>
+          <w:b/>
+          <w:sz w:val="21"/>
+        </w:rPr>
+        <w:t xml:space="preserve">「各容器：…」这一行：</w:t>
+      </w:r>
+      <w:r>
+        <w:rPr>
+          <w:rFonts w:ascii="Microsoft YaHei" w:hAnsi="Microsoft YaHei" w:eastAsia="Microsoft YaHei"/>
+          <w:sz w:val="21"/>
+        </w:rPr>
+        <w:t xml:space="preserve">只有同一个家族在多个容器里长度不一样时才出现（比如 90 个 session 各自 ntrials 不同），列的是实际出现过的取值。</w:t>
+      </w:r>
+    </w:p>
+    <w:p>
+      <w:pPr>
+        <w:pStyle w:val="ListBullet"/>
+        <w:spacing w:after="60"/>
+        <w:ind w:left="360"/>
+      </w:pPr>
+      <w:r>
+        <w:rPr>
+          <w:rFonts w:ascii="Microsoft YaHei" w:hAnsi="Microsoft YaHei" w:eastAsia="Microsoft YaHei"/>
+          <w:b/>
+          <w:sz w:val="21"/>
+        </w:rPr>
+        <w:t xml:space="preserve">面板每行右边的名字可以点：</w:t>
+      </w:r>
+      <w:r>
+        <w:rPr>
+          <w:rFonts w:ascii="Microsoft YaHei" w:hAnsi="Microsoft YaHei" w:eastAsia="Microsoft YaHei"/>
+          <w:sz w:val="21"/>
+        </w:rPr>
+        <w:t xml:space="preserve">直接跳到对应的那个节点，沿途的折叠会自动展开。</w:t>
+      </w:r>
+    </w:p>
+    <w:p>
+      <w:pPr>
+        <w:spacing w:before="220" w:after="100"/>
+      </w:pPr>
+      <w:r>
+        <w:rPr>
+          <w:rFonts w:ascii="Microsoft YaHei" w:hAnsi="Microsoft YaHei" w:eastAsia="Microsoft YaHei"/>
+          <w:b/>
+          <w:color w:val="0F172A"/>
+          <w:sz w:val="23"/>
+        </w:rPr>
+        <w:t xml:space="preserve">角标只标两种</w:t>
+      </w:r>
+    </w:p>
+    <w:p>
+      <w:pPr>
+        <w:pStyle w:val="ListBullet"/>
+        <w:spacing w:after="60"/>
+        <w:ind w:left="360"/>
+      </w:pPr>
+      <w:r>
+        <w:rPr>
+          <w:rFonts w:ascii="Microsoft YaHei" w:hAnsi="Microsoft YaHei" w:eastAsia="Microsoft YaHei"/>
+          <w:b/>
+          <w:sz w:val="21"/>
+        </w:rPr>
+        <w:t xml:space="preserve">家族归属不上角标：</w:t>
+      </w:r>
+      <w:r>
+        <w:rPr>
+          <w:rFonts w:ascii="Microsoft YaHei" w:hAnsi="Microsoft YaHei" w:eastAsia="Microsoft YaHei"/>
+          <w:sz w:val="21"/>
+        </w:rPr>
+        <w:t xml:space="preserve">一个族动辄二十几个成员，全标上去图就花了。所以图上只有索引（→348·ntrials）和行号（= arange(348)）两种角标。</w:t>
+      </w:r>
+    </w:p>
+    <w:p>
+      <w:pPr>
+        <w:pStyle w:val="ListBullet"/>
+        <w:spacing w:after="60"/>
+        <w:ind w:left="360"/>
+      </w:pPr>
+      <w:r>
+        <w:rPr>
+          <w:rFonts w:ascii="Microsoft YaHei" w:hAnsi="Microsoft YaHei" w:eastAsia="Microsoft YaHei"/>
+          <w:b/>
+          <w:sz w:val="21"/>
+        </w:rPr>
+        <w:t xml:space="preserve">角标带 * 表示结论不完整：</w:t>
+      </w:r>
+      <w:r>
+        <w:rPr>
+          <w:rFonts w:ascii="Microsoft YaHei" w:hAnsi="Microsoft YaHei" w:eastAsia="Microsoft YaHei"/>
+          <w:sz w:val="21"/>
+        </w:rPr>
+        <w:t xml:space="preserve">原因见下面「关系为什么不完整」。</w:t>
+      </w:r>
+    </w:p>
+    <w:p>
+      <w:pPr>
+        <w:pStyle w:val="ListBullet"/>
+        <w:spacing w:after="60"/>
+        <w:ind w:left="360"/>
+      </w:pPr>
+      <w:r>
+        <w:rPr>
+          <w:rFonts w:ascii="Microsoft YaHei" w:hAnsi="Microsoft YaHei" w:eastAsia="Microsoft YaHei"/>
+          <w:b/>
+          <w:sz w:val="21"/>
+        </w:rPr>
+        <w:t xml:space="preserve">已经判为「疑似类别标签」的数组不出角标：</w:t>
+      </w:r>
+      <w:r>
+        <w:rPr>
+          <w:rFonts w:ascii="Microsoft YaHei" w:hAnsi="Microsoft YaHei" w:eastAsia="Microsoft YaHei"/>
+          <w:sz w:val="21"/>
+        </w:rPr>
+        <w:t xml:space="preserve">一个只有三五种取值的整数数组更像标签，不像跨家族的指针，两个结论同时挂着是自相矛盾的。</w:t>
+      </w:r>
+    </w:p>
+    <w:p>
+      <w:pPr>
+        <w:spacing w:before="220" w:after="100"/>
+      </w:pPr>
+      <w:r>
+        <w:rPr>
+          <w:rFonts w:ascii="Microsoft YaHei" w:hAnsi="Microsoft YaHei" w:eastAsia="Microsoft YaHei"/>
+          <w:b/>
+          <w:color w:val="0F172A"/>
+          <w:sz w:val="23"/>
+        </w:rPr>
+        <w:t xml:space="preserve">关系为什么不完整</w:t>
+      </w:r>
+    </w:p>
+    <w:p>
+      <w:pPr>
+        <w:spacing w:after="120"/>
+      </w:pPr>
+      <w:r>
+        <w:rPr>
+          <w:rFonts w:ascii="Microsoft YaHei" w:hAnsi="Microsoft YaHei" w:eastAsia="Microsoft YaHei"/>
+          <w:b w:val="0"/>
+          <w:i w:val="0"/>
+          <w:color w:val="0F172A"/>
+          <w:sz w:val="21"/>
+        </w:rPr>
+        <w:t xml:space="preserve">推断关系时要看一个容器的全部子节点，而 --max-items（默认 25）会把它截掉。一个 195 个 session、每个 session 59 个键的数据集（比如 E:\Zhong-et-2025\beh），默认参数下所有关系都是基于残缺的兄弟集合算出来的。这时扫描结束会在命令行给一行提示，直接告诉你该调多大：</w:t>
+      </w:r>
+    </w:p>
+    <w:p>
+      <w:pPr>
+        <w:spacing w:after="120"/>
+      </w:pPr>
+      <w:r>
+        <w:rPr>
+          <w:rFonts w:ascii="Consolas" w:hAnsi="Consolas" w:eastAsia="Consolas"/>
+          <w:sz w:val="19"/>
+        </w:rPr>
+        <w:t xml:space="preserve">注意: 195 处字段关系基于被 --max-items 截断的兄弟集合（带 * 的角标不完整）—— 要完整的关系请加 --max-items 59</w:t>
+      </w:r>
+    </w:p>
+    <w:p>
+      <w:pPr>
+        <w:spacing w:after="120"/>
+      </w:pPr>
+      <w:r>
+        <w:rPr>
+          <w:rFonts w:ascii="Microsoft YaHei" w:hAnsi="Microsoft YaHei" w:eastAsia="Microsoft YaHei"/>
+          <w:b w:val="0"/>
+          <w:i w:val="0"/>
+          <w:color w:val="0F172A"/>
+          <w:sz w:val="21"/>
+        </w:rPr>
+        <w:t xml:space="preserve">这个数字是容器真实的子项个数，不是截断后剩下的行数，照着它调大就行。代价是扫描变慢：25 调到 60，单个文件的扫描时间大约翻到三倍。</w:t>
+      </w:r>
+    </w:p>
+    <w:p>
+      <w:pPr>
+        <w:pStyle w:val="ListBullet"/>
+        <w:spacing w:after="60"/>
+        <w:ind w:left="360"/>
+      </w:pPr>
+      <w:r>
+        <w:rPr>
+          <w:rFonts w:ascii="Microsoft YaHei" w:hAnsi="Microsoft YaHei" w:eastAsia="Microsoft YaHei"/>
+          <w:b/>
+          <w:sz w:val="21"/>
+        </w:rPr>
+        <w:t xml:space="preserve">关于 --max-items 的适用范围：</w:t>
+      </w:r>
+      <w:r>
+        <w:rPr>
+          <w:rFonts w:ascii="Microsoft YaHei" w:hAnsi="Microsoft YaHei" w:eastAsia="Microsoft YaHei"/>
+          <w:sz w:val="21"/>
+        </w:rPr>
+        <w:t xml:space="preserve">它管的是 dict、list/tuple 和 object 数组的元素，不砍 npz 的成员表 —— npz 的键名表是从 zip 目录里读出来的，永远完整显示。所以 npz 容器里推断出的关系一定是完整的，反过来「没有 partial 标记」这句话在两种容器上也都可信。</w:t>
+      </w:r>
+    </w:p>
+    <w:p>
+      <w:pPr>
+        <w:spacing w:before="220" w:after="100"/>
+      </w:pPr>
+      <w:r>
+        <w:rPr>
+          <w:rFonts w:ascii="Microsoft YaHei" w:hAnsi="Microsoft YaHei" w:eastAsia="Microsoft YaHei"/>
+          <w:b/>
+          <w:color w:val="0F172A"/>
+          <w:sz w:val="23"/>
+        </w:rPr>
+        <w:t xml:space="preserve">实战：befRew 是怎么算出来的</w:t>
+      </w:r>
+    </w:p>
+    <w:p>
+      <w:pPr>
+        <w:spacing w:after="120"/>
+      </w:pPr>
+      <w:r>
+        <w:rPr>
+          <w:rFonts w:ascii="Microsoft YaHei" w:hAnsi="Microsoft YaHei" w:eastAsia="Microsoft YaHei"/>
+          <w:b w:val="0"/>
+          <w:i w:val="0"/>
+          <w:color w:val="0F172A"/>
+          <w:sz w:val="21"/>
+        </w:rPr>
+        <w:t xml:space="preserve">在 E:\Zhong-et-2025\beh 上，面板给出的四条事实是：</w:t>
+      </w:r>
+    </w:p>
+    <w:p>
+      <w:pPr>
+        <w:pStyle w:val="ListBullet"/>
+        <w:spacing w:after="60"/>
+        <w:ind w:left="360"/>
+      </w:pPr>
+      <w:r>
+        <w:rPr>
+          <w:rFonts w:ascii="Microsoft YaHei" w:hAnsi="Microsoft YaHei" w:eastAsia="Microsoft YaHei"/>
+          <w:b/>
+          <w:sz w:val="21"/>
+        </w:rPr>
+        <w:t xml:space="preserve">Trial_start_time、SoundTime、ntrials（标量）都在 348·ntrials 家族里 —— </w:t>
+      </w:r>
+      <w:r>
+        <w:rPr>
+          <w:rFonts w:ascii="Microsoft YaHei" w:hAnsi="Microsoft YaHei" w:eastAsia="Microsoft YaHei"/>
+          <w:sz w:val="21"/>
+        </w:rPr>
+        <w:t xml:space="preserve">一次试次一个值，共 348 个试次。</w:t>
+      </w:r>
+    </w:p>
+    <w:p>
+      <w:pPr>
+        <w:pStyle w:val="ListBullet"/>
+        <w:spacing w:after="60"/>
+        <w:ind w:left="360"/>
+      </w:pPr>
+      <w:r>
+        <w:rPr>
+          <w:rFonts w:ascii="Microsoft YaHei" w:hAnsi="Microsoft YaHei" w:eastAsia="Microsoft YaHei"/>
+          <w:b/>
+          <w:sz w:val="21"/>
+        </w:rPr>
+        <w:t xml:space="preserve">LickTime 属 1287 家族 —— </w:t>
+      </w:r>
+      <w:r>
+        <w:rPr>
+          <w:rFonts w:ascii="Microsoft YaHei" w:hAnsi="Microsoft YaHei" w:eastAsia="Microsoft YaHei"/>
+          <w:sz w:val="21"/>
+        </w:rPr>
+        <w:t xml:space="preserve">一个试次里可以舔很多口。</w:t>
+      </w:r>
+    </w:p>
+    <w:p>
+      <w:pPr>
+        <w:pStyle w:val="ListBullet"/>
+        <w:spacing w:after="60"/>
+        <w:ind w:left="360"/>
+      </w:pPr>
+      <w:r>
+        <w:rPr>
+          <w:rFonts w:ascii="Microsoft YaHei" w:hAnsi="Microsoft YaHei" w:eastAsia="Microsoft YaHei"/>
+          <w:b/>
+          <w:sz w:val="21"/>
+        </w:rPr>
+        <w:t xml:space="preserve">LickTrind：1287 → 348·ntrials —— </w:t>
+      </w:r>
+      <w:r>
+        <w:rPr>
+          <w:rFonts w:ascii="Microsoft YaHei" w:hAnsi="Microsoft YaHei" w:eastAsia="Microsoft YaHei"/>
+          <w:sz w:val="21"/>
+        </w:rPr>
+        <w:t xml:space="preserve">每一口舔舐属于哪个试次。</w:t>
+      </w:r>
+    </w:p>
+    <w:p>
+      <w:pPr>
+        <w:pStyle w:val="ListBullet"/>
+        <w:spacing w:after="60"/>
+        <w:ind w:left="360"/>
+      </w:pPr>
+      <w:r>
+        <w:rPr>
+          <w:rFonts w:ascii="Microsoft YaHei" w:hAnsi="Microsoft YaHei" w:eastAsia="Microsoft YaHei"/>
+          <w:b/>
+          <w:sz w:val="21"/>
+        </w:rPr>
+        <w:t xml:space="preserve">trInd = arange(348) —— </w:t>
+      </w:r>
+      <w:r>
+        <w:rPr>
+          <w:rFonts w:ascii="Microsoft YaHei" w:hAnsi="Microsoft YaHei" w:eastAsia="Microsoft YaHei"/>
+          <w:sz w:val="21"/>
+        </w:rPr>
+        <w:t xml:space="preserve">试次编号就是行号。</w:t>
+      </w:r>
+    </w:p>
+    <w:p>
+      <w:pPr>
+        <w:spacing w:after="120"/>
+      </w:pPr>
+      <w:r>
+        <w:rPr>
+          <w:rFonts w:ascii="Microsoft YaHei" w:hAnsi="Microsoft YaHei" w:eastAsia="Microsoft YaHei"/>
+          <w:b w:val="0"/>
+          <w:i w:val="0"/>
+          <w:color w:val="0F172A"/>
+          <w:sz w:val="21"/>
+        </w:rPr>
+        <w:t xml:space="preserve">对着源码 utils.py 里的 lickCount 看：cue_del[n] 由 SoundTime[n] 加上 Reward_Delay_ms 换算出来的天数得到，再逐口判断这次舔舐的时间戳有没有落在 [Trial_start_time[n], cue_del[n]] 之间，落在里面的那一口才算数。Passive 模式下 Reward_Delay_ms 是 0，所以 cue_del 就等于 SoundTime。最后按试次取「有没有舔」，VR2 上实测 43.97% 的试次为真 —— 这个数字才算复现了 befRew，而不是「平均舔舐比例」那种别的统计量。</w:t>
+      </w:r>
+    </w:p>
+    <w:p>
+      <w:pPr>
+        <w:spacing w:before="320" w:after="100"/>
+      </w:pPr>
+      <w:r>
+        <w:rPr>
+          <w:rFonts w:ascii="Microsoft YaHei" w:hAnsi="Microsoft YaHei" w:eastAsia="Microsoft YaHei"/>
+          <w:b/>
+          <w:color w:val="0F172A"/>
+          <w:sz w:val="27"/>
+        </w:rPr>
+        <w:t xml:space="preserve">八、参照清单对帐（--expect）</w:t>
+      </w:r>
+    </w:p>
+    <w:p>
+      <w:pPr>
+        <w:spacing w:after="120"/>
+      </w:pPr>
+      <w:r>
+        <w:rPr>
+          <w:rFonts w:ascii="Microsoft YaHei" w:hAnsi="Microsoft YaHei" w:eastAsia="Microsoft YaHei"/>
+          <w:b w:val="0"/>
+          <w:i w:val="0"/>
+          <w:color w:val="0F172A"/>
+          <w:sz w:val="21"/>
+        </w:rPr>
+        <w:t xml:space="preserve">更常见的是反过来的问题：代码里写了一个文件路径，图上却没有。这有两种可能 —— 文件真的不在磁盘上，或者它在磁盘上但被 --max-files 截掉了。--expect 就是来把这两件事分开的。</w:t>
+      </w:r>
+    </w:p>
+    <w:p>
+      <w:pPr>
+        <w:pStyle w:val="ListBullet"/>
+        <w:spacing w:after="60"/>
+        <w:ind w:left="360"/>
+      </w:pPr>
+      <w:r>
+        <w:rPr>
+          <w:rFonts w:ascii="Microsoft YaHei" w:hAnsi="Microsoft YaHei" w:eastAsia="Microsoft YaHei"/>
+          <w:b/>
+          <w:sz w:val="21"/>
+        </w:rPr>
+        <w:t xml:space="preserve">后面跟一个 .py：</w:t>
+      </w:r>
+      <w:r>
+        <w:rPr>
+          <w:rFonts w:ascii="Microsoft YaHei" w:hAnsi="Microsoft YaHei" w:eastAsia="Microsoft YaHei"/>
+          <w:sz w:val="21"/>
+        </w:rPr>
+        <w:t xml:space="preserve">静态解析（绝不执行）里面的 os.path.join(root, ...) 和 Path(...) / ...，把能定下来的路径全提出来。列表变量会展开 —— fig1.py 里 6 个文件名装在一个叫 fns 的列表里，就能还原成 6 条。</w:t>
+      </w:r>
+    </w:p>
+    <w:p>
+      <w:pPr>
+        <w:pStyle w:val="ListBullet"/>
+        <w:spacing w:after="60"/>
+        <w:ind w:left="360"/>
+      </w:pPr>
+      <w:r>
+        <w:rPr>
+          <w:rFonts w:ascii="Microsoft YaHei" w:hAnsi="Microsoft YaHei" w:eastAsia="Microsoft YaHei"/>
+          <w:b/>
+          <w:sz w:val="21"/>
+        </w:rPr>
+        <w:t xml:space="preserve">或者跟一个纯文本清单：</w:t>
+      </w:r>
+      <w:r>
+        <w:rPr>
+          <w:rFonts w:ascii="Microsoft YaHei" w:hAnsi="Microsoft YaHei" w:eastAsia="Microsoft YaHei"/>
+          <w:sz w:val="21"/>
+        </w:rPr>
+        <w:t xml:space="preserve">一行一个路径。</w:t>
+      </w:r>
+    </w:p>
+    <w:p>
+      <w:pPr>
+        <w:pStyle w:val="ListBullet"/>
+        <w:spacing w:after="60"/>
+        <w:ind w:left="360"/>
+      </w:pPr>
+      <w:r>
+        <w:rPr>
+          <w:rFonts w:ascii="Microsoft YaHei" w:hAnsi="Microsoft YaHei" w:eastAsia="Microsoft YaHei"/>
+          <w:b/>
+          <w:sz w:val="21"/>
+        </w:rPr>
+        <w:t xml:space="preserve">对帐比的是磁盘上的全集：</w:t>
+      </w:r>
+      <w:r>
+        <w:rPr>
+          <w:rFonts w:ascii="Microsoft YaHei" w:hAnsi="Microsoft YaHei" w:eastAsia="Microsoft YaHei"/>
+          <w:sz w:val="21"/>
+        </w:rPr>
+        <w:t>早于 --max-files 截断，所以能分清下面五态。</w:t>
+      </w:r>
+    </w:p>
+    <w:tbl>
+      <w:tblPr>
+        <w:tblStyle w:val="LightGrid-Accent1"/>
+        <w:tblW w:type="auto" w:w="0"/>
+        <w:jc w:val="left"/>
+        <w:tblLook w:firstColumn="1" w:firstRow="1" w:lastColumn="0" w:lastRow="0" w:noHBand="0" w:noVBand="1" w:val="04A0"/>
+      </w:tblPr>
+      <w:tblGrid>
+        <w:gridCol w:w="4824"/>
+        <w:gridCol w:w="4824"/>
+      </w:tblGrid>
+      <w:tr>
+        <w:tc>
+          <w:tcPr>
+            <w:tcW w:type="dxa" w:w="2880"/>
+          </w:tcPr>
+          <w:p>
+            <w:r/>
+            <w:r>
+              <w:rPr>
+                <w:rFonts w:ascii="Microsoft YaHei" w:hAnsi="Microsoft YaHei" w:eastAsia="Microsoft YaHei"/>
+                <w:b/>
+                <w:sz w:val="20"/>
+              </w:rPr>
+              <w:t xml:space="preserve">对帐结果</w:t>
+            </w:r>
+          </w:p>
+        </w:tc>
+        <w:tc>
+          <w:tcPr>
+            <w:tcW w:type="dxa" w:w="6480"/>
+          </w:tcPr>
+          <w:p>
+            <w:r/>
+            <w:r>
+              <w:rPr>
+                <w:rFonts w:ascii="Microsoft YaHei" w:hAnsi="Microsoft YaHei" w:eastAsia="Microsoft YaHei"/>
+                <w:b/>
+                <w:sz w:val="20"/>
+              </w:rPr>
+              <w:t xml:space="preserve">含义</w:t>
+            </w:r>
+          </w:p>
+        </w:tc>
+      </w:tr>
+      <w:tr>
+        <w:tc>
+          <w:tcPr>
+            <w:tcW w:type="dxa" w:w="2880"/>
+          </w:tcPr>
+          <w:p>
+            <w:pPr>
+              <w:spacing w:after="40"/>
+            </w:pPr>
+            <w:r/>
+            <w:r>
+              <w:rPr>
+                <w:rFonts w:ascii="Consolas" w:hAnsi="Consolas" w:eastAsia="Consolas"/>
+                <w:sz w:val="19"/>
+              </w:rPr>
+              <w:t xml:space="preserve">✓ 找到</w:t>
+            </w:r>
+          </w:p>
+        </w:tc>
+        <w:tc>
+          <w:tcPr>
+            <w:tcW w:type="dxa" w:w="6480"/>
+          </w:tcPr>
+          <w:p>
+            <w:pPr>
+              <w:spacing w:after="40"/>
+            </w:pPr>
+            <w:r/>
+            <w:r>
+              <w:rPr>
+                <w:rFonts w:ascii="Microsoft YaHei" w:hAnsi="Microsoft YaHei" w:eastAsia="Microsoft YaHei"/>
+                <w:sz w:val="19"/>
+              </w:rPr>
+              <w:t xml:space="preserve">在磁盘上，而且这次扫了。</w:t>
+            </w:r>
+          </w:p>
+        </w:tc>
+      </w:tr>
+      <w:tr>
+        <w:tc>
+          <w:tcPr>
+            <w:tcW w:type="dxa" w:w="2880"/>
+          </w:tcPr>
+          <w:p>
+            <w:pPr>
+              <w:spacing w:after="40"/>
+            </w:pPr>
+            <w:r/>
+            <w:r>
+              <w:rPr>
+                <w:rFonts w:ascii="Consolas" w:hAnsi="Consolas" w:eastAsia="Consolas"/>
+                <w:sz w:val="19"/>
+              </w:rPr>
+              <w:t xml:space="preserve">▣ 是目录，不是文件</w:t>
+            </w:r>
+          </w:p>
+        </w:tc>
+        <w:tc>
+          <w:tcPr>
+            <w:tcW w:type="dxa" w:w="6480"/>
+          </w:tcPr>
+          <w:p>
+            <w:pPr>
+              <w:spacing w:after="40"/>
+            </w:pPr>
+            <w:r/>
+            <w:r>
+              <w:rPr>
+                <w:rFonts w:ascii="Microsoft YaHei" w:hAnsi="Microsoft YaHei" w:eastAsia="Microsoft YaHei"/>
+                <w:sz w:val="19"/>
+              </w:rPr>
+              <w:t xml:space="preserve">这条路径指的是个文件夹。它就在那儿，引用往上指了一层。</w:t>
+            </w:r>
+          </w:p>
+        </w:tc>
+      </w:tr>
+      <w:tr>
+        <w:tc>
+          <w:tcPr>
+            <w:tcW w:type="dxa" w:w="2880"/>
+          </w:tcPr>
+          <w:p>
+            <w:pPr>
+              <w:spacing w:after="40"/>
+            </w:pPr>
+            <w:r/>
+            <w:r>
+              <w:rPr>
+                <w:rFonts w:ascii="Consolas" w:hAnsi="Consolas" w:eastAsia="Consolas"/>
+                <w:sz w:val="19"/>
+              </w:rPr>
+              <w:t xml:space="preserve">△ 在磁盘上但未扫描</w:t>
+            </w:r>
+          </w:p>
+        </w:tc>
+        <w:tc>
+          <w:tcPr>
+            <w:tcW w:type="dxa" w:w="6480"/>
+          </w:tcPr>
+          <w:p>
+            <w:pPr>
+              <w:spacing w:after="40"/>
+            </w:pPr>
+            <w:r/>
+            <w:r>
+              <w:rPr>
+                <w:rFonts w:ascii="Microsoft YaHei" w:hAnsi="Microsoft YaHei" w:eastAsia="Microsoft YaHei"/>
+                <w:sz w:val="19"/>
+              </w:rPr>
+              <w:t xml:space="preserve">文件确实存在，只是被 --max-files 挡在外面了。提示里会给出 --max-files &lt;总数&gt;。</w:t>
+            </w:r>
+          </w:p>
+        </w:tc>
+      </w:tr>
+      <w:tr>
+        <w:tc>
+          <w:tcPr>
+            <w:tcW w:type="dxa" w:w="2880"/>
+          </w:tcPr>
+          <w:p>
+            <w:pPr>
+              <w:spacing w:after="40"/>
+            </w:pPr>
+            <w:r/>
+            <w:r>
+              <w:rPr>
+                <w:rFonts w:ascii="Consolas" w:hAnsi="Consolas" w:eastAsia="Consolas"/>
+                <w:sz w:val="19"/>
+              </w:rPr>
+              <w:t xml:space="preserve">✗ 不在磁盘上</w:t>
+            </w:r>
+          </w:p>
+        </w:tc>
+        <w:tc>
+          <w:tcPr>
+            <w:tcW w:type="dxa" w:w="6480"/>
+          </w:tcPr>
+          <w:p>
+            <w:pPr>
+              <w:spacing w:after="40"/>
+            </w:pPr>
+            <w:r/>
+            <w:r>
+              <w:rPr>
+                <w:rFonts w:ascii="Microsoft YaHei" w:hAnsi="Microsoft YaHei" w:eastAsia="Microsoft YaHei"/>
+                <w:sz w:val="19"/>
+              </w:rPr>
+              <w:t xml:space="preserve">代码引用了，磁盘上没有。多半是作者自己算的中间产物，没随数据集发布。</w:t>
+            </w:r>
+          </w:p>
+        </w:tc>
+      </w:tr>
+      <w:tr>
+        <w:tc>
+          <w:tcPr>
+            <w:tcW w:type="dxa" w:w="2880"/>
+          </w:tcPr>
+          <w:p>
+            <w:pPr>
+              <w:spacing w:after="40"/>
+            </w:pPr>
+            <w:r/>
+            <w:r>
+              <w:rPr>
+                <w:rFonts w:ascii="Consolas" w:hAnsi="Consolas" w:eastAsia="Consolas"/>
+                <w:sz w:val="19"/>
+              </w:rPr>
+              <w:t xml:space="preserve">? 无法静态确定</w:t>
+            </w:r>
+          </w:p>
+        </w:tc>
+        <w:tc>
+          <w:tcPr>
+            <w:tcW w:type="dxa" w:w="6480"/>
+          </w:tcPr>
+          <w:p>
+            <w:pPr>
+              <w:spacing w:after="40"/>
+            </w:pPr>
+            <w:r/>
+            <w:r>
+              <w:rPr>
+                <w:rFonts w:ascii="Microsoft YaHei" w:hAnsi="Microsoft YaHei" w:eastAsia="Microsoft YaHei"/>
+                <w:sz w:val="19"/>
+              </w:rPr>
+              <w:t xml:space="preserve">路径是拼出来的（f-string、循环、函数返回值），静态读不出来。这些不会被静默丢掉，会列出来让你自己看。</w:t>
+            </w:r>
+          </w:p>
+        </w:tc>
+      </w:tr>
+    </w:tbl>
+    <w:p>
+      <w:pPr>
+        <w:spacing w:after="120"/>
+      </w:pPr>
+      <w:r>
+        <w:rPr>
+          <w:rFonts w:ascii="Microsoft YaHei" w:hAnsi="Microsoft YaHei" w:eastAsia="Microsoft YaHei"/>
+          <w:b w:val="0"/>
+          <w:i w:val="0"/>
+          <w:color w:val="0F172A"/>
+          <w:sz w:val="21"/>
+        </w:rPr>
+        <w:t xml:space="preserve">拿论文附带的 fig1.py 对 E:\Zhong-et-2025 对帐，实测结果是 4 条找到、10 条不在磁盘上、0 条无法静态确定。那 10 条全部是 process_data/ 下的 dprime 文件（4 个 dprime_distribution + 6 个 dprime_frac）：这个文件夹整个不存在于 figshare 的公开 release 里，本地也没有。所以结构图当时是对的 —— 是代码引用了没发布的中间产物。这正是这个功能要回答的问题：不是「工具藏了我的文件」，而是「文件本来就没有」。</w:t>
+      </w:r>
+    </w:p>
+    <w:p>
+      <w:pPr>
+        <w:spacing w:before="320" w:after="100"/>
+      </w:pPr>
+      <w:r>
+        <w:rPr>
+          <w:rFonts w:ascii="Microsoft YaHei" w:hAnsi="Microsoft YaHei" w:eastAsia="Microsoft YaHei"/>
+          <w:b/>
+          <w:color w:val="0F172A"/>
+          <w:sz w:val="27"/>
+        </w:rPr>
+        <w:t>九、常见情况</w:t>
       </w:r>
     </w:p>
     <w:p>
@@ -1493,6 +2358,50 @@
           <w:b/>
           <w:sz w:val="21"/>
         </w:rPr>
+        <w:t xml:space="preserve">出现「N 处字段关系基于被 --max-items 截断的兄弟集合」：</w:t>
+      </w:r>
+      <w:r>
+        <w:rPr>
+          <w:rFonts w:ascii="Microsoft YaHei" w:hAnsi="Microsoft YaHei" w:eastAsia="Microsoft YaHei"/>
+          <w:sz w:val="21"/>
+        </w:rPr>
+        <w:t xml:space="preserve">意思是这次推断出的关系不完整（角标带 *）。按提示里的数字调大 --max-items 重扫即可。</w:t>
+      </w:r>
+    </w:p>
+    <w:p>
+      <w:pPr>
+        <w:pStyle w:val="ListBullet"/>
+        <w:spacing w:after="60"/>
+        <w:ind w:left="360"/>
+      </w:pPr>
+      <w:r>
+        <w:rPr>
+          <w:rFonts w:ascii="Microsoft YaHei" w:hAnsi="Microsoft YaHei" w:eastAsia="Microsoft YaHei"/>
+          <w:b/>
+          <w:sz w:val="21"/>
+        </w:rPr>
+        <w:t xml:space="preserve">PNG 出得特别大：</w:t>
+      </w:r>
+      <w:r>
+        <w:rPr>
+          <w:rFonts w:ascii="Microsoft YaHei" w:hAnsi="Microsoft YaHei" w:eastAsia="Microsoft YaHei"/>
+          <w:sz w:val="21"/>
+        </w:rPr>
+        <w:t xml:space="preserve">PNG 画的是全树、不受「展开层数」控制。几千个叶子的数据集会出到几万甚至几十万像素高，看图程序打不开。用 --formats html,json 跳过 PNG，或者压低 --max-depth 重扫。</w:t>
+      </w:r>
+    </w:p>
+    <w:p>
+      <w:pPr>
+        <w:pStyle w:val="ListBullet"/>
+        <w:spacing w:after="60"/>
+        <w:ind w:left="360"/>
+      </w:pPr>
+      <w:r>
+        <w:rPr>
+          <w:rFonts w:ascii="Microsoft YaHei" w:hAnsi="Microsoft YaHei" w:eastAsia="Microsoft YaHei"/>
+          <w:b/>
+          <w:sz w:val="21"/>
+        </w:rPr>
         <w:t>关于示例数据：</w:t>
       </w:r>
       <w:r>
@@ -1514,7 +2423,7 @@
           <w:color w:val="0F172A"/>
           <w:sz w:val="27"/>
         </w:rPr>
-        <w:t>八、大文件：内存不随数据集变大</w:t>
+        <w:t>十、大文件：内存不随数据集变大</w:t>
       </w:r>
     </w:p>
     <w:p>
@@ -1906,7 +2815,7 @@
           <w:color w:val="0F172A"/>
           <w:sz w:val="27"/>
         </w:rPr>
-        <w:t>九、环境与安全</w:t>
+        <w:t>十一、环境与安全</w:t>
       </w:r>
     </w:p>
     <w:p>
@@ -1986,7 +2895,7 @@
           <w:color w:val="0F172A"/>
           <w:sz w:val="27"/>
         </w:rPr>
-        <w:t>十、样例</w:t>
+        <w:t>十二、样例</w:t>
       </w:r>
     </w:p>
     <w:p>

--- a/说明书.docx
+++ b/说明书.docx
@@ -543,13 +543,14 @@
             <w:pPr>
               <w:spacing w:after="40"/>
             </w:pPr>
-            <w:r/>
+            <w:r>
+              <w:t>每个节点展开多少个子项，默认 25。比如 beh 里每个 session dict 有 59 个键，想全看到就加到 59。字段关系的完整与否也由它决定，见「字段关系」一节。</w:t>
+            </w:r>
             <w:r>
               <w:rPr>
                 <w:rFonts w:ascii="Microsoft YaHei" w:hAnsi="Microsoft YaHei" w:eastAsia="Microsoft YaHei"/>
                 <w:sz w:val="19"/>
               </w:rPr>
-              <w:t xml:space="preserve">每个节点展开多少个子项，默认 25。某个 dict 有 60 个键、你想全看到时就调大。字段关系的完整与否也由它决定，见「字段关系」一节。</w:t>
             </w:r>
           </w:p>
         </w:tc>
@@ -1495,7 +1496,7 @@
           <w:rFonts w:ascii="Microsoft YaHei" w:hAnsi="Microsoft YaHei" w:eastAsia="Microsoft YaHei"/>
           <w:sz w:val="21"/>
         </w:rPr>
-        <w:t xml:space="preserve">首维长度相同的数组归成一族，写成 348·ntrials ×24。读作「这 24 个数组首维都是 348，而且同一个容器里有个叫 ntrials 的标量正好等于 348」。括号里那个名字是锚点 —— 它说明 348 不是巧合。</w:t>
+        <w:t xml:space="preserve">首维长度相同的数组归成一族，写成 348·ntrials ×24。读作「这 24 个数组首维都是 348，而且同一个容器里有个叫 ntrials 的标量正好等于 348」。括号里那个名字是锚点 —— 它说明 348 不是巧合。长度为 0 的永远不算家族：锚点比的是相等，0 会被任何取值为 0 的兄弟标量满足。</w:t>
       </w:r>
     </w:p>
     <w:p>
@@ -1692,7 +1693,7 @@
           <w:color w:val="0F172A"/>
           <w:sz w:val="21"/>
         </w:rPr>
-        <w:t xml:space="preserve">推断关系时要看一个容器的全部子节点，而 --max-items（默认 25）会把它截掉。一个 195 个 session、每个 session 59 个键的数据集（比如 E:\Zhong-et-2025\beh），默认参数下所有关系都是基于残缺的兄弟集合算出来的。这时扫描结束会在命令行给一行提示，直接告诉你该调多大：</w:t>
+        <w:t>推断关系时要看一个容器的全部子节点，而 --max-items（默认 25）会把它截掉。E:\Zhong-et-2025\beh 里那 142 个 session dict 各有 59 个键，默认参数下每个都被砍到 25 键 —— 所有关系都是基于残缺的兄弟集合算出来的。这时扫描结束会在命令行给一行提示，直接告诉你该调多大：</w:t>
       </w:r>
     </w:p>
     <w:p>
@@ -1704,7 +1705,7 @@
           <w:rFonts w:ascii="Consolas" w:hAnsi="Consolas" w:eastAsia="Consolas"/>
           <w:sz w:val="19"/>
         </w:rPr>
-        <w:t xml:space="preserve">注意: 195 处字段关系基于被 --max-items 截断的兄弟集合（带 * 的角标不完整）—— 要完整的关系请加 --max-items 59</w:t>
+        <w:t>注意: 195 个容器的子项被 --max-items 截断，其中的字段关系可能不完整（带 * 的角标不完整）—— 要完整的关系请加 --max-items 59</w:t>
       </w:r>
     </w:p>
     <w:p>
@@ -1719,7 +1720,7 @@
           <w:color w:val="0F172A"/>
           <w:sz w:val="21"/>
         </w:rPr>
-        <w:t xml:space="preserve">这个数字是容器真实的子项个数，不是截断后剩下的行数，照着它调大就行。代价是扫描变慢：25 调到 60，单个文件的扫描时间大约翻到三倍。</w:t>
+        <w:t>提示里的数字是容器真实的子项个数，不是截断后剩下的行数，照着它调大就行。代价是扫描真的会变慢：被截掉的子项原本根本不会被打开，调大之后它们每一个都要读一遍。</w:t>
       </w:r>
     </w:p>
     <w:p>
@@ -2358,14 +2359,14 @@
           <w:b/>
           <w:sz w:val="21"/>
         </w:rPr>
-        <w:t xml:space="preserve">出现「N 处字段关系基于被 --max-items 截断的兄弟集合」：</w:t>
+        <w:t>出现「N 个容器的子项被 --max-items 截断」：</w:t>
       </w:r>
       <w:r>
         <w:rPr>
           <w:rFonts w:ascii="Microsoft YaHei" w:hAnsi="Microsoft YaHei" w:eastAsia="Microsoft YaHei"/>
           <w:sz w:val="21"/>
         </w:rPr>
-        <w:t xml:space="preserve">意思是这次推断出的关系不完整（角标带 *）。按提示里的数字调大 --max-items 重扫即可。</w:t>
+        <w:t>说明这些容器里的关系可能是残缺的（角标带 *）。按提示里的数字调大 --max-items 重扫即可。</w:t>
       </w:r>
     </w:p>
     <w:p>
